--- a/eng/docx/42.content.docx
+++ b/eng/docx/42.content.docx
@@ -7,6 +7,15 @@
       <w:r/>
     </w:p>
     <w:p>
+      <w:pPr>
+        <w:pStyle w:val="Heading2"/>
+      </w:pPr>
+      <w:r>
+        <w:t>Resource: Study Notes (Tyndale)</w:t>
+      </w:r>
+      <w:r/>
+    </w:p>
+    <w:p>
       <w:r/>
       <w:r>
         <w:rPr>
@@ -46,7 +55,7 @@
         <w:pStyle w:val="Heading1"/>
       </w:pPr>
       <w:r>
-        <w:t>Aquifer Open Study Notes</w:t>
+        <w:t>Study Notes (Tyndale)</w:t>
       </w:r>
     </w:p>
     <w:p>
@@ -55,6 +64,51 @@
           <w:headerReference w:type="even" r:id="rId8"/>
           <w:headerReference w:type="default" r:id="rId9"/>
           <w:footerReference w:type="default" r:id="rId10"/>
+          <w:footnotePr>
+            <w:numRestart w:val="eachSect"/>
+          </w:footnotePr>
+          <w:type w:val="continuous"/>
+          <w:pgSz w:w="12240" w:h="15840" w:code="1"/>
+          <w:pgMar w:top="1440" w:right="1440" w:bottom="1440" w:left="1440" w:header="504" w:footer="504" w:gutter="0"/>
+          <w:cols w:space="708"/>
+          <w:titlePg/>
+          <w:docGrid w:linePitch="360"/>
+        </w:sectPr>
+      </w:pPr>
+    </w:p>
+    <w:p>
+      <w:r/>
+    </w:p>
+    <w:p>
+      <w:pPr>
+        <w:pStyle w:val="Heading2"/>
+      </w:pPr>
+      <w:r>
+        <w:t>LUK</w:t>
+      </w:r>
+      <w:r/>
+    </w:p>
+    <w:p>
+      <w:r/>
+      <w:r>
+        <w:rPr>
+          <w:i/>
+        </w:rPr>
+        <w:t>Luke 1:1, Luke 1:1–4, Luke 1:3, Luke 1:5, Luke 1:5–2.52, Luke 1:7, Luke 1:8–9, Luke 1:12–13, Luke 1:15, Luke 1:17, Luke 1:19, Luke 1:20, Luke 1:24, Luke 1:26, Luke 1:27, Luke 1:31, Luke 1:32–33, Luke 1:35, Luke 1:36, Luke 1:39, Luke 1:41, Luke 1:46–55, Luke 1:48, Luke 1:51, Luke 1:54–55, Luke 1:59, Luke 1:62–63, Luke 1:66, Luke 1:67–79, Luke 1:68, Luke 1:69, Luke 1:71, Luke 1:76–77, Luke 1:78, Luke 1:80, Luke 2:1, Luke 2:1–7, Luke 2:2, Luke 2:3–4, Luke 2:5, Luke 2:7, Luke 2:8, Luke 2:9–10, Luke 2:11, Luke 2:12, Luke 2:13, Luke 2:14, Luke 2:19, Luke 2:20, Luke 2:21, Luke 2:22, Luke 2:24, Luke 2:25, Luke 2:26, Luke 2:27, Luke 2:29–32, Luke 2:30, Luke 2:31, Luke 2:32, Luke 2:34, Luke 2:35, Luke 2:36–38, Luke 2:37, Luke 2:40, Luke 2:41, Luke 2:41–51, Luke 2:42, Luke 2:44, Luke 2:46, Luke 2:47, Luke 2:49, Luke 2:51, Luke 3:1, Luke 3:1–4.13, Luke 3:2, Luke 3:3, Luke 3:4–6, Luke 3:7, Luke 3:8, Luke 3:9, Luke 3:11, Luke 3:12, Luke 3:14, Luke 3:16, Luke 3:17, Luke 3:19–20, Luke 3:21, Luke 3:21–22, Luke 3:22, Luke 3:23, Luke 3:23–38, Luke 3:27, Luke 3:31, Luke 3:32, Luke 3:38, Luke 4:1–13, Luke 4:2, Luke 4:3, Luke 4:4, Luke 4:6, Luke 4:8, Luke 4:10–11, Luke 4:12, Luke 4:13, Luke 4:14, Luke 4:16–30, Luke 4:18–19, Luke 4:21, Luke 4:23, Luke 4:25–26, Luke 4:27, Luke 4:28, Luke 4:30, Luke 4:31, Luke 4:33, Luke 4:34, Luke 4:36, Luke 4:38, Luke 4:39, Luke 4:41, Luke 4:43, Luke 4:44, Luke 5:1–11, Luke 5:3, Luke 5:4, Luke 5:7, Luke 5:8, Luke 5:10, Luke 5:11, Luke 5:12, Luke 5:13, Luke 5:14, Luke 5:17, Luke 5:17–26, Luke 5:19, Luke 5:22, Luke 5:23–24, Luke 5:24, Luke 5:27, Luke 5:27–32, Luke 5:29, Luke 5:30, Luke 5:31–32, Luke 5:33, Luke 5:34–35, Luke 5:36–38, Luke 5:39, Luke 6:1, Luke 6:1–11, Luke 6:2, Luke 6:3, Luke 6:5, Luke 6:6–7, Luke 6:8, Luke 6:9, Luke 6:12, Luke 6:13, Luke 6:14, Luke 6:15, Luke 6:16, Luke 6:17, Luke 6:17–49, Luke 6:20–21, Luke 6:20–23, Luke 6:23, Luke 6:24–26, Luke 6:27, Luke 6:30, Luke 6:31, Luke 6:34–36, Luke 6:37–42, Luke 6:38, Luke 6:41, Luke 6:45, Luke 6:49, Luke 7:1–10, Luke 7:2, Luke 7:3, Luke 7:5, Luke 7:6, Luke 7:8, Luke 7:9, Luke 7:11, Luke 7:11–17, Luke 7:12, Luke 7:13–14, Luke 7:16, Luke 7:18–23, Luke 7:22, Luke 7:23, Luke 7:27, Luke 7:28, Luke 7:31–35, Luke 7:33, Luke 7:35, Luke 7:36, Luke 7:36–50, Luke 7:37, Luke 7:38, Luke 7:40, Luke 7:41, Luke 7:43, Luke 7:44–46, Luke 7:47, Luke 8:2, Luke 8:2–3, Luke 8:4–15, Luke 8:5, Luke 8:6, Luke 8:7, Luke 8:8, Luke 8:10, Luke 8:11, Luke 8:12, Luke 8:13, Luke 8:16–17, Luke 8:18, Luke 8:19–20, Luke 8:21, Luke 8:22–25, Luke 8:23, Luke 8:24, Luke 8:26, Luke 8:26–39, Luke 8:27, Luke 8:28, Luke 8:29, Luke 8:30, Luke 8:31, Luke 8:32, Luke 8:35, Luke 8:37, Luke 8:39, Luke 8:40–56, Luke 8:41, Luke 8:43, Luke 8:44, Luke 8:45, Luke 8:48, Luke 8:51, Luke 8:52, Luke 8:55, Luke 8:56, Luke 9:1–6, Luke 9:3, Luke 9:4, Luke 9:5, Luke 9:8, Luke 9:9, Luke 9:10, Luke 9:10–17, Luke 9:11, Luke 9:13, Luke 9:17, Luke 9:18–27, Luke 9:19, Luke 9:20, Luke 9:21–22, Luke 9:22, Luke 9:23, Luke 9:23–27, Luke 9:24, Luke 9:26, Luke 9:27, Luke 9:28, Luke 9:28–36, Luke 9:29, Luke 9:31, Luke 9:33, Luke 9:34, Luke 9:35, Luke 9:38, Luke 9:39, Luke 9:41, Luke 9:44, Luke 9:45, Luke 9:46, Luke 9:46–50, Luke 9:47, Luke 9:48, Luke 9:50, Luke 9:51, Luke 9:51–19.44, Luke 9:52–53, Luke 9:54, Luke 9:57–62, Luke 9:58, Luke 9:59, Luke 9:61–62, Luke 10:1–20, Luke 10:2, Luke 10:3, Luke 10:4, Luke 10:5, Luke 10:7, Luke 10:9, Luke 10:11, Luke 10:12, Luke 10:13, Luke 10:15, Luke 10:18, Luke 10:19, Luke 10:20, Luke 10:21, Luke 10:22, Luke 10:23, Luke 10:25, Luke 10:27, Luke 10:28, Luke 10:29, Luke 10:30, Luke 10:30–37, Luke 10:31, Luke 10:32, Luke 10:33, Luke 10:34, Luke 10:38–42, Luke 10:39, Luke 10:40, Luke 10:42, Luke 11:1, Luke 11:2–4, Luke 11:4, Luke 11:6, Luke 11:8, Luke 11:11–12, Luke 11:13, Luke 11:14, Luke 11:14–32, Luke 11:15, Luke 11:17, Luke 11:20, Luke 11:21–22, Luke 11:23, Luke 11:26, Luke 11:28, Luke 11:29–30, Luke 11:31, Luke 11:33, Luke 11:35–36, Luke 11:37, Luke 11:38, Luke 11:39, Luke 11:41, Luke 11:42, Luke 11:42–52, Luke 11:43, Luke 11:44, Luke 11:45, Luke 11:46, Luke 11:48, Luke 11:49, Luke 11:51, Luke 11:52, Luke 12:1, Luke 12:2–3, Luke 12:5, Luke 12:6, Luke 12:8, Luke 12:10, Luke 12:11–12, Luke 12:13, Luke 12:13–21, Luke 12:15, Luke 12:16–20, Luke 12:19–20, Luke 12:22–34, Luke 12:24, Luke 12:25, Luke 12:27, Luke 12:30, Luke 12:31, Luke 12:32, Luke 12:33, Luke 12:35, Luke 12:35–48, Luke 12:36, Luke 12:37, Luke 12:40, Luke 12:42, Luke 12:44, Luke 12:46, Luke 12:47–48, Luke 12:49, Luke 12:50, Luke 12:51–53, Luke 12:53, Luke 12:54, Luke 12:55, Luke 12:58, Luke 13:1, Luke 13:1–4, Luke 13:4, Luke 13:6, Luke 13:6–9, Luke 13:9, Luke 13:10, Luke 13:11, Luke 13:14, Luke 13:15–16, Luke 13:17, Luke 13:18–21, Luke 13:19, Luke 13:21, Luke 13:23, Luke 13:25, Luke 13:28, Luke 13:29, Luke 13:32, Luke 13:33, Luke 13:34, Luke 13:35, Luke 14:1, Luke 14:2, Luke 14:3, Luke 14:5, Luke 14:7, Luke 14:8, Luke 14:9, Luke 14:12–13, Luke 14:14, Luke 14:15–24, Luke 14:17, Luke 14:18, Luke 14:19, Luke 14:20, Luke 14:21, Luke 14:23, Luke 14:25–35, Luke 14:26, Luke 14:27, Luke 14:34, Luke 14:35, Luke 15:1, Luke 15:1–32, Luke 15:2, Luke 15:4, Luke 15:8, Luke 15:11–32, Luke 15:12, Luke 15:13, Luke 15:15, Luke 15:20, Luke 15:21, Luke 15:22, Luke 15:23, Luke 15:28, Luke 15:30, Luke 15:31, Luke 16:1, Luke 16:2, Luke 16:3, Luke 16:5–7, Luke 16:6, Luke 16:7, Luke 16:8, Luke 16:8–9, Luke 16:9, Luke 16:13, Luke 16:14, Luke 16:16, Luke 16:17, Luke 16:18, Luke 16:19, Luke 16:19–31, Luke 16:21, Luke 16:22, Luke 16:23, Luke 16:24, Luke 16:26, Luke 16:31, Luke 17:1, Luke 17:2, Luke 17:4, Luke 17:6, Luke 17:7–10, Luke 17:11, Luke 17:11–19, Luke 17:12, Luke 17:14, Luke 17:16, Luke 17:19, Luke 17:20–21, Luke 17:20–37, Luke 17:22, Luke 17:23–24, Luke 17:25, Luke 17:26–29, Luke 17:32–33, Luke 17:34–35, Luke 17:37, Luke 18:1–8, Luke 18:2, Luke 18:3, Luke 18:5, Luke 18:7, Luke 18:8, Luke 18:9–14, Luke 18:10, Luke 18:12, Luke 18:13, Luke 18:14, Luke 18:15–17, Luke 18:17, Luke 18:18, Luke 18:18–30, Luke 18:19, Luke 18:20, Luke 18:21, Luke 18:22, Luke 18:24–25, Luke 18:27, Luke 18:28–30, Luke 18:30, Luke 18:31, Luke 18:31–34, Luke 18:32–33, Luke 18:34, Luke 18:35, Luke 18:35–43, Luke 18:38, Luke 19:1–10, Luke 19:2, Luke 19:4, Luke 19:5, Luke 19:7, Luke 19:8, Luke 19:9, Luke 19:10, Luke 19:11–27, Luke 19:12, Luke 19:14, Luke 19:17, Luke 19:23, Luke 19:26, Luke 19:27, Luke 19:28–40, Luke 19:29, Luke 19:30, Luke 19:31, Luke 19:36, Luke 19:38, Luke 19:40, Luke 19:42, Luke 19:43–44, Luke 19:45, Luke 19:45–48, Luke 19:47, Luke 20:1, Luke 20:1–47, Luke 20:2, Luke 20:4–6, Luke 20:6, Luke 20:7–8, Luke 20:9, Luke 20:9–19, Luke 20:10, Luke 20:13, Luke 20:14, Luke 20:17, Luke 20:18, Luke 20:19, Luke 20:20–26, Luke 20:21, Luke 20:22, Luke 20:24, Luke 20:25, Luke 20:27, Luke 20:28, Luke 20:29–33, Luke 20:33, Luke 20:35, Luke 20:36, Luke 20:37, Luke 20:39, Luke 20:40, Luke 20:41, Luke 20:41–44, Luke 20:42–43, Luke 20:44, Luke 20:46–47, Luke 20:47, Luke 21:1, Luke 21:1–4, Luke 21:2, Luke 21:4, Luke 21:5, Luke 21:5–38, Luke 21:6, Luke 21:8, Luke 21:8–11, Luke 21:11, Luke 21:12, Luke 21:12–19, Luke 21:15, Luke 21:16, Luke 21:18–19, Luke 21:20–24, Luke 21:21, Luke 21:22, Luke 21:24, Luke 21:25, Luke 21:31, Luke 21:32, Luke 21:33, Luke 21:34, Luke 21:36, Luke 22:1, Luke 22:1–6, Luke 22:3, Luke 22:4, Luke 22:5, Luke 22:6, Luke 22:7, Luke 22:7–30, Luke 22:8, Luke 22:10, Luke 22:11–12, Luke 22:14, Luke 22:15, Luke 22:16, Luke 22:17, Luke 22:19–20, Luke 22:20, Luke 22:21–22, Luke 22:22, Luke 22:24, Luke 22:25, Luke 22:27, Luke 22:29–30, Luke 22:30, Luke 22:31, Luke 22:32, Luke 22:33, Luke 22:34, Luke 22:36, Luke 22:38, Luke 22:39, Luke 22:42, Luke 22:43, Luke 22:44, Luke 22:45–46, Luke 22:47, Luke 22:51, Luke 22:52, Luke 22:54, Luke 22:59, Luke 22:61, Luke 22:63, Luke 22:64, Luke 22:66, Luke 22:67–68, Luke 22:69, Luke 22:70, Luke 22:71, Luke 23:1, Luke 23:2, Luke 23:3, Luke 23:4, Luke 23:5, Luke 23:6–7, Luke 23:8, Luke 23:9, Luke 23:12, Luke 23:14–15, Luke 23:16–18, Luke 23:19, Luke 23:24, Luke 23:26, Luke 23:28, Luke 23:29, Luke 23:30, Luke 23:31, Luke 23:33, Luke 23:34, Luke 23:35, Luke 23:36, Luke 23:38, Luke 23:42, Luke 23:43, Luke 23:44, Luke 23:45, Luke 23:46, Luke 23:47, Luke 23:48, Luke 23:50–51, Luke 23:52, Luke 23:53, Luke 23:54, Luke 23:55–56, Luke 24:1, Luke 24:1–12, Luke 24:2, Luke 24:4, Luke 24:5–7, Luke 24:7, Luke 24:9, Luke 24:10, Luke 24:12, Luke 24:13, Luke 24:13–34, Luke 24:16, Luke 24:18, Luke 24:19, Luke 24:21, Luke 24:22, Luke 24:25–26, Luke 24:27, Luke 24:29, Luke 24:30, Luke 24:31, Luke 24:34, Luke 24:39, Luke 24:44, Luke 24:46, Luke 24:47, Luke 24:48, Luke 24:49, Luke 24:50, Luke 24:50–53, Luke 24:51, Luke 24:53</w:t>
+      </w:r>
+      <w:r/>
+    </w:p>
+    <w:p>
+      <w:r/>
+      <w:r>
+        <w:t xml:space="preserve"> </w:t>
+      </w:r>
+      <w:r/>
+      <w:r/>
+    </w:p>
+    <w:p>
+      <w:pPr>
+        <w:sectPr>
           <w:footnotePr>
             <w:numRestart w:val="eachSect"/>
           </w:footnotePr>

--- a/eng/docx/42.content.docx
+++ b/eng/docx/42.content.docx
@@ -163,13 +163,6 @@
         <w:rPr>
           <w:lang w:val="en_US" w:bidi="en_US"/>
         </w:rPr>
-      </w:r>
-      <w:r>
-        <w:rPr>
-          <w:i/>
-          <w:lang w:val="en_US" w:bidi="en_US"/>
-        </w:rPr>
-        <w:t>Luke 1:1, Luke 1:1–4, Luke 1:3, Luke 1:5, Luke 1:5–2.52, Luke 1:7, Luke 1:8–9, Luke 1:12–13, Luke 1:15, Luke 1:17, Luke 1:19, Luke 1:20, Luke 1:24, Luke 1:26, Luke 1:27, Luke 1:31, Luke 1:32–33, Luke 1:35, Luke 1:36, Luke 1:39, Luke 1:41, Luke 1:46–55, Luke 1:48, Luke 1:51, Luke 1:54–55, Luke 1:59, Luke 1:62–63, Luke 1:66, Luke 1:67–79, Luke 1:68, Luke 1:69, Luke 1:71, Luke 1:76–77, Luke 1:78, Luke 1:80, Luke 2:1, Luke 2:1–7, Luke 2:2, Luke 2:3–4, Luke 2:5, Luke 2:7, Luke 2:8, Luke 2:9–10, Luke 2:11, Luke 2:12, Luke 2:13, Luke 2:14, Luke 2:19, Luke 2:20, Luke 2:21, Luke 2:22, Luke 2:24, Luke 2:25, Luke 2:26, Luke 2:27, Luke 2:29–32, Luke 2:30, Luke 2:31, Luke 2:32, Luke 2:34, Luke 2:35, Luke 2:36–38, Luke 2:37, Luke 2:40, Luke 2:41, Luke 2:41–51, Luke 2:42, Luke 2:44, Luke 2:46, Luke 2:47, Luke 2:49, Luke 2:51, Luke 3:1, Luke 3:1–4.13, Luke 3:2, Luke 3:3, Luke 3:4–6, Luke 3:7, Luke 3:8, Luke 3:9, Luke 3:11, Luke 3:12, Luke 3:14, Luke 3:16, Luke 3:17, Luke 3:19–20, Luke 3:21, Luke 3:21–22, Luke 3:22, Luke 3:23, Luke 3:23–38, Luke 3:27, Luke 3:31, Luke 3:32, Luke 3:38, Luke 4:1–13, Luke 4:2, Luke 4:3, Luke 4:4, Luke 4:6, Luke 4:8, Luke 4:10–11, Luke 4:12, Luke 4:13, Luke 4:14, Luke 4:16–30, Luke 4:18–19, Luke 4:21, Luke 4:23, Luke 4:25–26, Luke 4:27, Luke 4:28, Luke 4:30, Luke 4:31, Luke 4:33, Luke 4:34, Luke 4:36, Luke 4:38, Luke 4:39, Luke 4:41, Luke 4:43, Luke 4:44, Luke 5:1–11, Luke 5:3, Luke 5:4, Luke 5:7, Luke 5:8, Luke 5:10, Luke 5:11, Luke 5:12, Luke 5:13, Luke 5:14, Luke 5:17, Luke 5:17–26, Luke 5:19, Luke 5:22, Luke 5:23–24, Luke 5:24, Luke 5:27, Luke 5:27–32, Luke 5:29, Luke 5:30, Luke 5:31–32, Luke 5:33, Luke 5:34–35, Luke 5:36–38, Luke 5:39, Luke 6:1, Luke 6:1–11, Luke 6:2, Luke 6:3, Luke 6:5, Luke 6:6–7, Luke 6:8, Luke 6:9, Luke 6:12, Luke 6:13, Luke 6:14, Luke 6:15, Luke 6:16, Luke 6:17, Luke 6:17–49, Luke 6:20–21, Luke 6:20–23, Luke 6:23, Luke 6:24–26, Luke 6:27, Luke 6:30, Luke 6:31, Luke 6:34–36, Luke 6:37–42, Luke 6:38, Luke 6:41, Luke 6:45, Luke 6:49, Luke 7:1–10, Luke 7:2, Luke 7:3, Luke 7:5, Luke 7:6, Luke 7:8, Luke 7:9, Luke 7:11, Luke 7:11–17, Luke 7:12, Luke 7:13–14, Luke 7:16, Luke 7:18–23, Luke 7:22, Luke 7:23, Luke 7:27, Luke 7:28, Luke 7:31–35, Luke 7:33, Luke 7:35, Luke 7:36, Luke 7:36–50, Luke 7:37, Luke 7:38, Luke 7:40, Luke 7:41, Luke 7:43, Luke 7:44–46, Luke 7:47, Luke 8:2, Luke 8:2–3, Luke 8:4–15, Luke 8:5, Luke 8:6, Luke 8:7, Luke 8:8, Luke 8:10, Luke 8:11, Luke 8:12, Luke 8:13, Luke 8:16–17, Luke 8:18, Luke 8:19–20, Luke 8:21, Luke 8:22–25, Luke 8:23, Luke 8:24, Luke 8:26, Luke 8:26–39, Luke 8:27, Luke 8:28, Luke 8:29, Luke 8:30, Luke 8:31, Luke 8:32, Luke 8:35, Luke 8:37, Luke 8:39, Luke 8:40–56, Luke 8:41, Luke 8:43, Luke 8:44, Luke 8:45, Luke 8:48, Luke 8:51, Luke 8:52, Luke 8:55, Luke 8:56, Luke 9:1–6, Luke 9:3, Luke 9:4, Luke 9:5, Luke 9:8, Luke 9:9, Luke 9:10, Luke 9:10–17, Luke 9:11, Luke 9:13, Luke 9:17, Luke 9:18–27, Luke 9:19, Luke 9:20, Luke 9:21–22, Luke 9:22, Luke 9:23, Luke 9:23–27, Luke 9:24, Luke 9:26, Luke 9:27, Luke 9:28, Luke 9:28–36, Luke 9:29, Luke 9:31, Luke 9:33, Luke 9:34, Luke 9:35, Luke 9:38, Luke 9:39, Luke 9:41, Luke 9:44, Luke 9:45, Luke 9:46, Luke 9:46–50, Luke 9:47, Luke 9:48, Luke 9:50, Luke 9:51, Luke 9:51–19.44, Luke 9:52–53, Luke 9:54, Luke 9:57–62, Luke 9:58, Luke 9:59, Luke 9:61–62, Luke 10:1–20, Luke 10:2, Luke 10:3, Luke 10:4, Luke 10:5, Luke 10:7, Luke 10:9, Luke 10:11, Luke 10:12, Luke 10:13, Luke 10:15, Luke 10:18, Luke 10:19, Luke 10:20, Luke 10:21, Luke 10:22, Luke 10:23, Luke 10:25, Luke 10:27, Luke 10:28, Luke 10:29, Luke 10:30, Luke 10:30–37, Luke 10:31, Luke 10:32, Luke 10:33, Luke 10:34, Luke 10:38–42, Luke 10:39, Luke 10:40, Luke 10:42, Luke 11:1, Luke 11:2–4, Luke 11:4, Luke 11:6, Luke 11:8, Luke 11:11–12, Luke 11:13, Luke 11:14, Luke 11:14–32, Luke 11:15, Luke 11:17, Luke 11:20, Luke 11:21–22, Luke 11:23, Luke 11:26, Luke 11:28, Luke 11:29–30, Luke 11:31, Luke 11:33, Luke 11:35–36, Luke 11:37, Luke 11:38, Luke 11:39, Luke 11:41, Luke 11:42, Luke 11:42–52, Luke 11:43, Luke 11:44, Luke 11:45, Luke 11:46, Luke 11:48, Luke 11:49, Luke 11:51, Luke 11:52, Luke 12:1, Luke 12:2–3, Luke 12:5, Luke 12:6, Luke 12:8, Luke 12:10, Luke 12:11–12, Luke 12:13, Luke 12:13–21, Luke 12:15, Luke 12:16–20, Luke 12:19–20, Luke 12:22–34, Luke 12:24, Luke 12:25, Luke 12:27, Luke 12:30, Luke 12:31, Luke 12:32, Luke 12:33, Luke 12:35, Luke 12:35–48, Luke 12:36, Luke 12:37, Luke 12:40, Luke 12:42, Luke 12:44, Luke 12:46, Luke 12:47–48, Luke 12:49, Luke 12:50, Luke 12:51–53, Luke 12:53, Luke 12:54, Luke 12:55, Luke 12:58, Luke 13:1, Luke 13:1–4, Luke 13:4, Luke 13:6, Luke 13:6–9, Luke 13:9, Luke 13:10, Luke 13:11, Luke 13:14, Luke 13:15–16, Luke 13:17, Luke 13:18–21, Luke 13:19, Luke 13:21, Luke 13:23, Luke 13:25, Luke 13:28, Luke 13:29, Luke 13:32, Luke 13:33, Luke 13:34, Luke 13:35, Luke 14:1, Luke 14:2, Luke 14:3, Luke 14:5, Luke 14:7, Luke 14:8, Luke 14:9, Luke 14:12–13, Luke 14:14, Luke 14:15–24, Luke 14:17, Luke 14:18, Luke 14:19, Luke 14:20, Luke 14:21, Luke 14:23, Luke 14:25–35, Luke 14:26, Luke 14:27, Luke 14:34, Luke 14:35, Luke 15:1, Luke 15:1–32, Luke 15:2, Luke 15:4, Luke 15:8, Luke 15:11–32, Luke 15:12, Luke 15:13, Luke 15:15, Luke 15:20, Luke 15:21, Luke 15:22, Luke 15:23, Luke 15:28, Luke 15:30, Luke 15:31, Luke 16:1, Luke 16:2, Luke 16:3, Luke 16:5–7, Luke 16:6, Luke 16:7, Luke 16:8, Luke 16:8–9, Luke 16:9, Luke 16:13, Luke 16:14, Luke 16:16, Luke 16:17, Luke 16:18, Luke 16:19, Luke 16:19–31, Luke 16:21, Luke 16:22, Luke 16:23, Luke 16:24, Luke 16:26, Luke 16:31, Luke 17:1, Luke 17:2, Luke 17:4, Luke 17:6, Luke 17:7–10, Luke 17:11, Luke 17:11–19, Luke 17:12, Luke 17:14, Luke 17:16, Luke 17:19, Luke 17:20–21, Luke 17:20–37, Luke 17:22, Luke 17:23–24, Luke 17:25, Luke 17:26–29, Luke 17:32–33, Luke 17:34–35, Luke 17:37, Luke 18:1–8, Luke 18:2, Luke 18:3, Luke 18:5, Luke 18:7, Luke 18:8, Luke 18:9–14, Luke 18:10, Luke 18:12, Luke 18:13, Luke 18:14, Luke 18:15–17, Luke 18:17, Luke 18:18, Luke 18:18–30, Luke 18:19, Luke 18:20, Luke 18:21, Luke 18:22, Luke 18:24–25, Luke 18:27, Luke 18:28–30, Luke 18:30, Luke 18:31, Luke 18:31–34, Luke 18:32–33, Luke 18:34, Luke 18:35, Luke 18:35–43, Luke 18:38, Luke 19:1–10, Luke 19:2, Luke 19:4, Luke 19:5, Luke 19:7, Luke 19:8, Luke 19:9, Luke 19:10, Luke 19:11–27, Luke 19:12, Luke 19:14, Luke 19:17, Luke 19:23, Luke 19:26, Luke 19:27, Luke 19:28–40, Luke 19:29, Luke 19:30, Luke 19:31, Luke 19:36, Luke 19:38, Luke 19:40, Luke 19:42, Luke 19:43–44, Luke 19:45, Luke 19:45–48, Luke 19:47, Luke 20:1, Luke 20:1–47, Luke 20:2, Luke 20:4–6, Luke 20:6, Luke 20:7–8, Luke 20:9, Luke 20:9–19, Luke 20:10, Luke 20:13, Luke 20:14, Luke 20:17, Luke 20:18, Luke 20:19, Luke 20:20–26, Luke 20:21, Luke 20:22, Luke 20:24, Luke 20:25, Luke 20:27, Luke 20:28, Luke 20:29–33, Luke 20:33, Luke 20:35, Luke 20:36, Luke 20:37, Luke 20:39, Luke 20:40, Luke 20:41, Luke 20:41–44, Luke 20:42–43, Luke 20:44, Luke 20:46–47, Luke 20:47, Luke 21:1, Luke 21:1–4, Luke 21:2, Luke 21:4, Luke 21:5, Luke 21:5–38, Luke 21:6, Luke 21:8, Luke 21:8–11, Luke 21:11, Luke 21:12, Luke 21:12–19, Luke 21:15, Luke 21:16, Luke 21:18–19, Luke 21:20–24, Luke 21:21, Luke 21:22, Luke 21:24, Luke 21:25, Luke 21:31, Luke 21:32, Luke 21:33, Luke 21:34, Luke 21:36, Luke 22:1, Luke 22:1–6, Luke 22:3, Luke 22:4, Luke 22:5, Luke 22:6, Luke 22:7, Luke 22:7–30, Luke 22:8, Luke 22:10, Luke 22:11–12, Luke 22:14, Luke 22:15, Luke 22:16, Luke 22:17, Luke 22:19–20, Luke 22:20, Luke 22:21–22, Luke 22:22, Luke 22:24, Luke 22:25, Luke 22:27, Luke 22:29–30, Luke 22:30, Luke 22:31, Luke 22:32, Luke 22:33, Luke 22:34, Luke 22:36, Luke 22:38, Luke 22:39, Luke 22:42, Luke 22:43, Luke 22:44, Luke 22:45–46, Luke 22:47, Luke 22:51, Luke 22:52, Luke 22:54, Luke 22:59, Luke 22:61, Luke 22:63, Luke 22:64, Luke 22:66, Luke 22:67–68, Luke 22:69, Luke 22:70, Luke 22:71, Luke 23:1, Luke 23:2, Luke 23:3, Luke 23:4, Luke 23:5, Luke 23:6–7, Luke 23:8, Luke 23:9, Luke 23:12, Luke 23:14–15, Luke 23:16–18, Luke 23:19, Luke 23:24, Luke 23:26, Luke 23:28, Luke 23:29, Luke 23:30, Luke 23:31, Luke 23:33, Luke 23:34, Luke 23:35, Luke 23:36, Luke 23:38, Luke 23:42, Luke 23:43, Luke 23:44, Luke 23:45, Luke 23:46, Luke 23:47, Luke 23:48, Luke 23:50–51, Luke 23:52, Luke 23:53, Luke 23:54, Luke 23:55–56, Luke 24:1, Luke 24:1–12, Luke 24:2, Luke 24:4, Luke 24:5–7, Luke 24:7, Luke 24:9, Luke 24:10, Luke 24:12, Luke 24:13, Luke 24:13–34, Luke 24:16, Luke 24:18, Luke 24:19, Luke 24:21, Luke 24:22, Luke 24:25–26, Luke 24:27, Luke 24:29, Luke 24:30, Luke 24:31, Luke 24:34, Luke 24:39, Luke 24:44, Luke 24:46, Luke 24:47, Luke 24:48, Luke 24:49, Luke 24:50, Luke 24:50–53, Luke 24:51, Luke 24:53</w:t>
       </w:r>
       <w:r>
         <w:rPr>

--- a/eng/docx/42.content.docx
+++ b/eng/docx/42.content.docx
@@ -150,19 +150,6 @@
           <w:lang w:val="en_US" w:bidi="en_US"/>
         </w:rPr>
         <w:t>LUK</w:t>
-      </w:r>
-      <w:r>
-        <w:rPr>
-          <w:lang w:val="en_US" w:bidi="en_US"/>
-        </w:rPr>
-      </w:r>
-    </w:p>
-    <w:p>
-      <w:pPr/>
-      <w:r>
-        <w:rPr>
-          <w:lang w:val="en_US" w:bidi="en_US"/>
-        </w:rPr>
       </w:r>
       <w:r>
         <w:rPr>

--- a/eng/docx/42.content.docx
+++ b/eng/docx/42.content.docx
@@ -12279,7 +12279,7 @@
         <w:rPr>
           <w:lang w:val="en_US" w:bidi="en_US"/>
         </w:rPr>
-        <w:t>Jesus drew a spiritual analogy between fishing and seeking people for the Kingdom of God.</w:t>
+        <w:t>Jesus used fishing as a picture to explain how his followers would gather people into the kingdom of God.</w:t>
       </w:r>
       <w:r>
         <w:rPr>
@@ -12325,9 +12325,16 @@
       </w:r>
       <w:r>
         <w:rPr>
-          <w:lang w:val="en_US" w:bidi="en_US"/>
-        </w:rPr>
-        <w:t>they left everything: Their sacrifice was remarkable in a culture that so highly valued loyalty to family and clan.</w:t>
+          <w:i/>
+          <w:lang w:val="en_US" w:bidi="en_US"/>
+        </w:rPr>
+        <w:t>they left everything</w:t>
+      </w:r>
+      <w:r>
+        <w:rPr>
+          <w:lang w:val="en_US" w:bidi="en_US"/>
+        </w:rPr>
+        <w:t>: They gave up their work, security, and family ties, which was remarkable in a culture that placed great importance on loyalty to family and clan.</w:t>
       </w:r>
       <w:r>
         <w:rPr>
@@ -23074,9 +23081,16 @@
       </w:r>
       <w:r>
         <w:rPr>
-          <w:lang w:val="en_US" w:bidi="en_US"/>
-        </w:rPr>
-        <w:t>a cloud overshadowed them: Clouds often veil the presence of God (</w:t>
+          <w:i/>
+          <w:lang w:val="en_US" w:bidi="en_US"/>
+        </w:rPr>
+        <w:t>and enveloped them</w:t>
+      </w:r>
+      <w:r>
+        <w:rPr>
+          <w:lang w:val="en_US" w:bidi="en_US"/>
+        </w:rPr>
+        <w:t>: In the Bible, clouds often cover or hide God’s presence (</w:t>
       </w:r>
       <w:hyperlink r:id="rId459">
         <w:r>
@@ -23087,7 +23101,7 @@
             <w:color w:val="0000EE"/>
             <w:u w:val="single"/>
           </w:rPr>
-          <w:t>Exod 16:10</w:t>
+          <w:t>Exodus 16:10</w:t>
         </w:r>
       </w:hyperlink>
       <w:r>
@@ -27745,9 +27759,16 @@
       </w:r>
       <w:r>
         <w:rPr>
-          <w:lang w:val="en_US" w:bidi="en_US"/>
-        </w:rPr>
-        <w:t>a demon from a man who couldn’t speak: Demons sometimes inflict physical disease or disability.</w:t>
+          <w:i/>
+          <w:lang w:val="en_US" w:bidi="en_US"/>
+        </w:rPr>
+        <w:t>a demon possessed a man who could not speak</w:t>
+      </w:r>
+      <w:r>
+        <w:rPr>
+          <w:lang w:val="en_US" w:bidi="en_US"/>
+        </w:rPr>
+        <w:t>: In the Gospels, physical disease or disability was sometimes caused by demons.</w:t>
       </w:r>
       <w:r>
         <w:rPr>
@@ -31341,7 +31362,7 @@
         <w:rPr>
           <w:lang w:val="en_US" w:bidi="en_US"/>
         </w:rPr>
-        <w:t xml:space="preserve">Solomon was among the richest kings of the world in his day (see </w:t>
+        <w:t xml:space="preserve">King Solomon was one of the wealthiest kings in the world during his time (see </w:t>
       </w:r>
       <w:hyperlink r:id="rId610">
         <w:r>
@@ -31352,7 +31373,7 @@
             <w:color w:val="0000EE"/>
             <w:u w:val="single"/>
           </w:rPr>
-          <w:t>2 Chr 9:13–22</w:t>
+          <w:t>2 Chronicles 9:13–22</w:t>
         </w:r>
       </w:hyperlink>
       <w:r>
@@ -31405,22 +31426,29 @@
       </w:r>
       <w:r>
         <w:rPr>
-          <w:lang w:val="en_US" w:bidi="en_US"/>
-        </w:rPr>
-        <w:t>unbelievers: Greek ethnē</w:t>
-      </w:r>
-      <w:r>
-        <w:rPr>
           <w:i/>
           <w:lang w:val="en_US" w:bidi="en_US"/>
         </w:rPr>
-        <w:t>,</w:t>
-      </w:r>
-      <w:r>
-        <w:rPr>
-          <w:lang w:val="en_US" w:bidi="en_US"/>
-        </w:rPr>
-        <w:t xml:space="preserve"> sometimes translated “the nations” or “the Gentiles.” To a Jewish audience, it meant all who were not God’s people.</w:t>
+        <w:t>the Gentiles</w:t>
+      </w:r>
+      <w:r>
+        <w:rPr>
+          <w:lang w:val="en_US" w:bidi="en_US"/>
+        </w:rPr>
+        <w:t xml:space="preserve">: The Greek word </w:t>
+      </w:r>
+      <w:r>
+        <w:rPr>
+          <w:i/>
+          <w:lang w:val="en_US" w:bidi="en_US"/>
+        </w:rPr>
+        <w:t>ethnē</w:t>
+      </w:r>
+      <w:r>
+        <w:rPr>
+          <w:lang w:val="en_US" w:bidi="en_US"/>
+        </w:rPr>
+        <w:t xml:space="preserve"> can mean “the nations” or “the Gentiles.” To a Jewish audience, it meant all who were not God’s people.</w:t>
       </w:r>
       <w:r>
         <w:rPr>
@@ -31466,9 +31494,16 @@
       </w:r>
       <w:r>
         <w:rPr>
-          <w:lang w:val="en_US" w:bidi="en_US"/>
-        </w:rPr>
-        <w:t>Seek the Kingdom of God: Adopt God’s value system, pursue his purpose in the world, and submit to his authority.</w:t>
+          <w:i/>
+          <w:lang w:val="en_US" w:bidi="en_US"/>
+        </w:rPr>
+        <w:t>seek His kingdom</w:t>
+      </w:r>
+      <w:r>
+        <w:rPr>
+          <w:lang w:val="en_US" w:bidi="en_US"/>
+        </w:rPr>
+        <w:t>: Live God’s way, follow his purpose, and obey him.</w:t>
       </w:r>
       <w:r>
         <w:rPr>
@@ -37883,9 +37918,48 @@
       </w:r>
       <w:r>
         <w:rPr>
-          <w:lang w:val="en_US" w:bidi="en_US"/>
-        </w:rPr>
-        <w:t>800 gallons . . . 400 gallons: The size of the bath—a standard liquid measure—is not known with certainty.</w:t>
+          <w:i/>
+          <w:lang w:val="en_US" w:bidi="en_US"/>
+        </w:rPr>
+        <w:t>A hundred measures of olive oil … fifty</w:t>
+      </w:r>
+      <w:r>
+        <w:rPr>
+          <w:lang w:val="en_US" w:bidi="en_US"/>
+        </w:rPr>
+        <w:t xml:space="preserve">: </w:t>
+      </w:r>
+      <w:r>
+        <w:rPr>
+          <w:lang w:val="en_US" w:bidi="en_US"/>
+        </w:rPr>
+        <w:t xml:space="preserve">The measure in Greek is a </w:t>
+      </w:r>
+      <w:r>
+        <w:rPr>
+          <w:i/>
+          <w:lang w:val="en_US" w:bidi="en_US"/>
+        </w:rPr>
+        <w:t>batos</w:t>
+      </w:r>
+      <w:r>
+        <w:rPr>
+          <w:lang w:val="en_US" w:bidi="en_US"/>
+        </w:rPr>
+        <w:t xml:space="preserve"> (from the Hebrew </w:t>
+      </w:r>
+      <w:r>
+        <w:rPr>
+          <w:i/>
+          <w:lang w:val="en_US" w:bidi="en_US"/>
+        </w:rPr>
+        <w:t>bath</w:t>
+      </w:r>
+      <w:r>
+        <w:rPr>
+          <w:lang w:val="en_US" w:bidi="en_US"/>
+        </w:rPr>
+        <w:t>), a standard unit for measuring liquids. A hundred measures could have been about 3,000 liters (800 gallons), and fifty measures about 1,500 liters (400 gallons). The exact sizes are uncertain.</w:t>
       </w:r>
       <w:r>
         <w:rPr>

--- a/eng/docx/42.content.docx
+++ b/eng/docx/42.content.docx
@@ -19,7 +19,7 @@
         <w:rPr>
           <w:lang w:val="en_US" w:bidi="en_US"/>
         </w:rPr>
-        <w:t>Resource: Tyndale Open Study Notes</w:t>
+        <w:t>Resource: Aquifer Open Study Notes</w:t>
       </w:r>
       <w:r>
         <w:rPr>
@@ -112,7 +112,7 @@
         <w:rPr>
           <w:lang w:val="en_US" w:bidi="en_US"/>
         </w:rPr>
-        <w:t>Tyndale Open Study Notes</w:t>
+        <w:t>Aquifer Open Study Notes</w:t>
       </w:r>
     </w:p>
     <w:p>
